--- a/docs/package/05_Delivery/BrokerVerse_Dependency_Map_and_Critical_Path.docx
+++ b/docs/package/05_Delivery/BrokerVerse_Dependency_Map_and_Critical_Path.docx
@@ -789,7 +789,7 @@
             </w:rPr>
             <w:fldChar w:fldCharType="separate"/>
           </w:r>
-          <w:hyperlink w:anchor="__RefHeading___Toc14539_3133665205">
+          <w:hyperlink w:anchor="__RefHeading___Toc91393_1894618434">
             <w:r>
               <w:rPr>
                 <w:webHidden/>
@@ -824,7 +824,7 @@
             </w:tabs>
             <w:rPr/>
           </w:pPr>
-          <w:hyperlink w:anchor="__RefHeading___Toc14541_3133665205">
+          <w:hyperlink w:anchor="__RefHeading___Toc91395_1894618434">
             <w:r>
               <w:rPr>
                 <w:webHidden/>
@@ -853,7 +853,7 @@
             </w:tabs>
             <w:rPr/>
           </w:pPr>
-          <w:hyperlink w:anchor="__RefHeading___Toc14543_3133665205">
+          <w:hyperlink w:anchor="__RefHeading___Toc91397_1894618434">
             <w:r>
               <w:rPr>
                 <w:webHidden/>
@@ -875,7 +875,7 @@
             </w:tabs>
             <w:rPr/>
           </w:pPr>
-          <w:hyperlink w:anchor="__RefHeading___Toc14545_3133665205">
+          <w:hyperlink w:anchor="__RefHeading___Toc91399_1894618434">
             <w:r>
               <w:rPr>
                 <w:webHidden/>
@@ -897,7 +897,7 @@
             </w:tabs>
             <w:rPr/>
           </w:pPr>
-          <w:hyperlink w:anchor="__RefHeading___Toc14547_3133665205">
+          <w:hyperlink w:anchor="__RefHeading___Toc91401_1894618434">
             <w:r>
               <w:rPr>
                 <w:webHidden/>
@@ -919,7 +919,7 @@
             </w:tabs>
             <w:rPr/>
           </w:pPr>
-          <w:hyperlink w:anchor="__RefHeading___Toc14549_3133665205">
+          <w:hyperlink w:anchor="__RefHeading___Toc91403_1894618434">
             <w:r>
               <w:rPr>
                 <w:webHidden/>
@@ -941,7 +941,7 @@
             </w:tabs>
             <w:rPr/>
           </w:pPr>
-          <w:hyperlink w:anchor="__RefHeading___Toc14551_3133665205">
+          <w:hyperlink w:anchor="__RefHeading___Toc91405_1894618434">
             <w:r>
               <w:rPr>
                 <w:webHidden/>
@@ -963,7 +963,7 @@
             </w:tabs>
             <w:rPr/>
           </w:pPr>
-          <w:hyperlink w:anchor="__RefHeading___Toc14553_3133665205">
+          <w:hyperlink w:anchor="__RefHeading___Toc91407_1894618434">
             <w:r>
               <w:rPr>
                 <w:webHidden/>
@@ -985,7 +985,7 @@
             </w:tabs>
             <w:rPr/>
           </w:pPr>
-          <w:hyperlink w:anchor="__RefHeading___Toc14555_3133665205">
+          <w:hyperlink w:anchor="__RefHeading___Toc91409_1894618434">
             <w:r>
               <w:rPr>
                 <w:webHidden/>
@@ -1007,7 +1007,7 @@
             </w:tabs>
             <w:rPr/>
           </w:pPr>
-          <w:hyperlink w:anchor="__RefHeading___Toc14557_3133665205">
+          <w:hyperlink w:anchor="__RefHeading___Toc91411_1894618434">
             <w:r>
               <w:rPr>
                 <w:webHidden/>
@@ -1029,7 +1029,7 @@
             </w:tabs>
             <w:rPr/>
           </w:pPr>
-          <w:hyperlink w:anchor="__RefHeading___Toc14559_3133665205">
+          <w:hyperlink w:anchor="__RefHeading___Toc91413_1894618434">
             <w:r>
               <w:rPr>
                 <w:webHidden/>
@@ -1051,7 +1051,7 @@
             </w:tabs>
             <w:rPr/>
           </w:pPr>
-          <w:hyperlink w:anchor="__RefHeading___Toc14561_3133665205">
+          <w:hyperlink w:anchor="__RefHeading___Toc91415_1894618434">
             <w:r>
               <w:rPr>
                 <w:webHidden/>
@@ -1073,7 +1073,7 @@
             </w:tabs>
             <w:rPr/>
           </w:pPr>
-          <w:hyperlink w:anchor="__RefHeading___Toc14563_3133665205">
+          <w:hyperlink w:anchor="__RefHeading___Toc91417_1894618434">
             <w:r>
               <w:rPr>
                 <w:webHidden/>
@@ -1095,7 +1095,7 @@
             </w:tabs>
             <w:rPr/>
           </w:pPr>
-          <w:hyperlink w:anchor="__RefHeading___Toc14565_3133665205">
+          <w:hyperlink w:anchor="__RefHeading___Toc91419_1894618434">
             <w:r>
               <w:rPr>
                 <w:webHidden/>
@@ -1117,7 +1117,7 @@
             </w:tabs>
             <w:rPr/>
           </w:pPr>
-          <w:hyperlink w:anchor="__RefHeading___Toc14567_3133665205">
+          <w:hyperlink w:anchor="__RefHeading___Toc91421_1894618434">
             <w:r>
               <w:rPr>
                 <w:webHidden/>
@@ -1139,7 +1139,7 @@
             </w:tabs>
             <w:rPr/>
           </w:pPr>
-          <w:hyperlink w:anchor="__RefHeading___Toc14569_3133665205">
+          <w:hyperlink w:anchor="__RefHeading___Toc91423_1894618434">
             <w:r>
               <w:rPr>
                 <w:webHidden/>
@@ -1161,7 +1161,7 @@
             </w:tabs>
             <w:rPr/>
           </w:pPr>
-          <w:hyperlink w:anchor="__RefHeading___Toc14571_3133665205">
+          <w:hyperlink w:anchor="__RefHeading___Toc91425_1894618434">
             <w:r>
               <w:rPr>
                 <w:webHidden/>
@@ -1183,7 +1183,7 @@
             </w:tabs>
             <w:rPr/>
           </w:pPr>
-          <w:hyperlink w:anchor="__RefHeading___Toc14573_3133665205">
+          <w:hyperlink w:anchor="__RefHeading___Toc91427_1894618434">
             <w:r>
               <w:rPr>
                 <w:webHidden/>
@@ -1205,7 +1205,7 @@
             </w:tabs>
             <w:rPr/>
           </w:pPr>
-          <w:hyperlink w:anchor="__RefHeading___Toc14575_3133665205">
+          <w:hyperlink w:anchor="__RefHeading___Toc91429_1894618434">
             <w:r>
               <w:rPr>
                 <w:webHidden/>
@@ -1227,7 +1227,7 @@
             </w:tabs>
             <w:rPr/>
           </w:pPr>
-          <w:hyperlink w:anchor="__RefHeading___Toc14577_3133665205">
+          <w:hyperlink w:anchor="__RefHeading___Toc91431_1894618434">
             <w:r>
               <w:rPr>
                 <w:webHidden/>
@@ -1249,7 +1249,7 @@
             </w:tabs>
             <w:rPr/>
           </w:pPr>
-          <w:hyperlink w:anchor="__RefHeading___Toc14579_3133665205">
+          <w:hyperlink w:anchor="__RefHeading___Toc91433_1894618434">
             <w:r>
               <w:rPr>
                 <w:webHidden/>
@@ -1271,7 +1271,7 @@
             </w:tabs>
             <w:rPr/>
           </w:pPr>
-          <w:hyperlink w:anchor="__RefHeading___Toc14581_3133665205">
+          <w:hyperlink w:anchor="__RefHeading___Toc91435_1894618434">
             <w:r>
               <w:rPr>
                 <w:webHidden/>
@@ -1293,7 +1293,7 @@
             </w:tabs>
             <w:rPr/>
           </w:pPr>
-          <w:hyperlink w:anchor="__RefHeading___Toc14583_3133665205">
+          <w:hyperlink w:anchor="__RefHeading___Toc91437_1894618434">
             <w:r>
               <w:rPr>
                 <w:webHidden/>
@@ -1315,7 +1315,7 @@
             </w:tabs>
             <w:rPr/>
           </w:pPr>
-          <w:hyperlink w:anchor="__RefHeading___Toc14585_3133665205">
+          <w:hyperlink w:anchor="__RefHeading___Toc91439_1894618434">
             <w:r>
               <w:rPr>
                 <w:webHidden/>
@@ -1337,7 +1337,7 @@
             </w:tabs>
             <w:rPr/>
           </w:pPr>
-          <w:hyperlink w:anchor="__RefHeading___Toc14587_3133665205">
+          <w:hyperlink w:anchor="__RefHeading___Toc91441_1894618434">
             <w:r>
               <w:rPr>
                 <w:webHidden/>
@@ -1359,7 +1359,7 @@
             </w:tabs>
             <w:rPr/>
           </w:pPr>
-          <w:hyperlink w:anchor="__RefHeading___Toc14589_3133665205">
+          <w:hyperlink w:anchor="__RefHeading___Toc91443_1894618434">
             <w:r>
               <w:rPr>
                 <w:webHidden/>
@@ -1381,7 +1381,7 @@
             </w:tabs>
             <w:rPr/>
           </w:pPr>
-          <w:hyperlink w:anchor="__RefHeading___Toc14591_3133665205">
+          <w:hyperlink w:anchor="__RefHeading___Toc91445_1894618434">
             <w:r>
               <w:rPr>
                 <w:webHidden/>
@@ -1403,7 +1403,7 @@
             </w:tabs>
             <w:rPr/>
           </w:pPr>
-          <w:hyperlink w:anchor="__RefHeading___Toc14593_3133665205">
+          <w:hyperlink w:anchor="__RefHeading___Toc91447_1894618434">
             <w:r>
               <w:rPr>
                 <w:webHidden/>
@@ -1425,7 +1425,7 @@
             </w:tabs>
             <w:rPr/>
           </w:pPr>
-          <w:hyperlink w:anchor="__RefHeading___Toc14595_3133665205">
+          <w:hyperlink w:anchor="__RefHeading___Toc91449_1894618434">
             <w:r>
               <w:rPr>
                 <w:webHidden/>
@@ -1447,7 +1447,7 @@
             </w:tabs>
             <w:rPr/>
           </w:pPr>
-          <w:hyperlink w:anchor="__RefHeading___Toc14597_3133665205">
+          <w:hyperlink w:anchor="__RefHeading___Toc91451_1894618434">
             <w:r>
               <w:rPr>
                 <w:webHidden/>
@@ -1469,7 +1469,7 @@
             </w:tabs>
             <w:rPr/>
           </w:pPr>
-          <w:hyperlink w:anchor="__RefHeading___Toc14599_3133665205">
+          <w:hyperlink w:anchor="__RefHeading___Toc91453_1894618434">
             <w:r>
               <w:rPr>
                 <w:webHidden/>
@@ -1491,7 +1491,7 @@
             </w:tabs>
             <w:rPr/>
           </w:pPr>
-          <w:hyperlink w:anchor="__RefHeading___Toc14601_3133665205">
+          <w:hyperlink w:anchor="__RefHeading___Toc91455_1894618434">
             <w:r>
               <w:rPr>
                 <w:webHidden/>
@@ -1513,7 +1513,7 @@
             </w:tabs>
             <w:rPr/>
           </w:pPr>
-          <w:hyperlink w:anchor="__RefHeading___Toc14603_3133665205">
+          <w:hyperlink w:anchor="__RefHeading___Toc91457_1894618434">
             <w:r>
               <w:rPr>
                 <w:webHidden/>
@@ -1535,7 +1535,7 @@
             </w:tabs>
             <w:rPr/>
           </w:pPr>
-          <w:hyperlink w:anchor="__RefHeading___Toc14605_3133665205">
+          <w:hyperlink w:anchor="__RefHeading___Toc91459_1894618434">
             <w:r>
               <w:rPr>
                 <w:webHidden/>
@@ -1557,7 +1557,7 @@
             </w:tabs>
             <w:rPr/>
           </w:pPr>
-          <w:hyperlink w:anchor="__RefHeading___Toc14607_3133665205">
+          <w:hyperlink w:anchor="__RefHeading___Toc91461_1894618434">
             <w:r>
               <w:rPr>
                 <w:webHidden/>
@@ -1605,7 +1605,7 @@
       <w:r>
         <w:br w:type="page"/>
       </w:r>
-      <w:bookmarkStart w:id="0" w:name="__RefHeading___Toc14539_3133665205"/>
+      <w:bookmarkStart w:id="0" w:name="__RefHeading___Toc91393_1894618434"/>
       <w:bookmarkStart w:id="1" w:name="_Toc48319687"/>
       <w:bookmarkStart w:id="2" w:name="_Toc11824118"/>
       <w:bookmarkEnd w:id="0"/>
@@ -1999,7 +1999,7 @@
                 <w:szCs w:val="24"/>
                 <w:lang w:val="en-US" w:eastAsia="ja-JP" w:bidi="ar-SA"/>
               </w:rPr>
-              <w:t>1.0</w:t>
+              <w:t>1.0.1</w:t>
             </w:r>
           </w:p>
         </w:tc>
@@ -2145,7 +2145,7 @@
                 <w:szCs w:val="24"/>
                 <w:lang w:val="en-US" w:eastAsia="ja-JP" w:bidi="ar-SA"/>
               </w:rPr>
-              <w:t>Initial issue: dependencies, lead times, critical path by size and the effect of each late dependency</w:t>
+              <w:t>Version 1.0.1: Client brand packs: basis is the client's contract with iorta TechNXT (management decision of 04 October 2026). Version 1.0: Initial issue: dependencies, lead times, critical path by size and the effect of each late dependency</w:t>
             </w:r>
           </w:p>
         </w:tc>
@@ -2248,7 +2248,7 @@
           <w:spacing w:val="0"/>
         </w:rPr>
       </w:pPr>
-      <w:bookmarkStart w:id="4" w:name="__RefHeading___Toc14541_3133665205"/>
+      <w:bookmarkStart w:id="4" w:name="__RefHeading___Toc91395_1894618434"/>
       <w:bookmarkStart w:id="5" w:name="_Toc233203388"/>
       <w:bookmarkEnd w:id="4"/>
       <w:r>
@@ -4185,7 +4185,7 @@
         <w:pageBreakBefore w:val="false"/>
         <w:rPr/>
       </w:pPr>
-      <w:bookmarkStart w:id="6" w:name="__RefHeading___Toc14543_3133665205"/>
+      <w:bookmarkStart w:id="6" w:name="__RefHeading___Toc91397_1894618434"/>
       <w:bookmarkEnd w:id="6"/>
       <w:r>
         <w:rPr>
@@ -4202,7 +4202,7 @@
         <w:pStyle w:val="Heading2"/>
         <w:rPr/>
       </w:pPr>
-      <w:bookmarkStart w:id="7" w:name="__RefHeading___Toc14545_3133665205"/>
+      <w:bookmarkStart w:id="7" w:name="__RefHeading___Toc91399_1894618434"/>
       <w:bookmarkEnd w:id="7"/>
       <w:r>
         <w:rPr>
@@ -4310,7 +4310,7 @@
         <w:pStyle w:val="Heading2"/>
         <w:rPr/>
       </w:pPr>
-      <w:bookmarkStart w:id="8" w:name="__RefHeading___Toc14547_3133665205"/>
+      <w:bookmarkStart w:id="8" w:name="__RefHeading___Toc91401_1894618434"/>
       <w:bookmarkEnd w:id="8"/>
       <w:r>
         <w:rPr>
@@ -4391,7 +4391,7 @@
         <w:pStyle w:val="Heading2"/>
         <w:rPr/>
       </w:pPr>
-      <w:bookmarkStart w:id="9" w:name="__RefHeading___Toc14549_3133665205"/>
+      <w:bookmarkStart w:id="9" w:name="__RefHeading___Toc91403_1894618434"/>
       <w:bookmarkEnd w:id="9"/>
       <w:r>
         <w:rPr>
@@ -4906,7 +4906,7 @@
         <w:pStyle w:val="Heading2"/>
         <w:rPr/>
       </w:pPr>
-      <w:bookmarkStart w:id="10" w:name="__RefHeading___Toc14551_3133665205"/>
+      <w:bookmarkStart w:id="10" w:name="__RefHeading___Toc91405_1894618434"/>
       <w:bookmarkEnd w:id="10"/>
       <w:r>
         <w:rPr>
@@ -5174,6 +5174,120 @@
           </w:p>
         </w:tc>
       </w:tr>
+      <w:tr>
+        <w:trPr/>
+        <w:tc>
+          <w:tcPr>
+            <w:tcW w:w="1003" w:type="dxa"/>
+            <w:tcBorders>
+              <w:top w:val="single" w:sz="4" w:space="0" w:color="BFC7D1"/>
+              <w:left w:val="single" w:sz="4" w:space="0" w:color="BFC7D1"/>
+              <w:bottom w:val="single" w:sz="4" w:space="0" w:color="BFC7D1"/>
+              <w:right w:val="single" w:sz="4" w:space="0" w:color="BFC7D1"/>
+            </w:tcBorders>
+          </w:tcPr>
+          <w:p>
+            <w:pPr>
+              <w:pStyle w:val="Normal"/>
+              <w:widowControl/>
+              <w:spacing w:lineRule="auto" w:line="240" w:before="0" w:after="20"/>
+              <w:jc w:val="left"/>
+              <w:rPr>
+                <w:rFonts w:ascii="Aptos" w:hAnsi="Aptos" w:eastAsia="ＭＳ 明朝" w:cs="Arial"/>
+                <w:kern w:val="0"/>
+                <w:sz w:val="24"/>
+                <w:szCs w:val="24"/>
+                <w:lang w:val="en-US" w:eastAsia="ja-JP" w:bidi="ar-SA"/>
+              </w:rPr>
+            </w:pPr>
+            <w:r>
+              <w:rPr>
+                <w:rFonts w:eastAsia="Segoe UI" w:cs="Segoe UI" w:ascii="Segoe UI" w:hAnsi="Segoe UI"/>
+                <w:color w:val="101820"/>
+                <w:kern w:val="0"/>
+                <w:sz w:val="18"/>
+                <w:szCs w:val="24"/>
+                <w:lang w:val="en-US" w:eastAsia="ja-JP" w:bidi="ar-SA"/>
+              </w:rPr>
+              <w:t>1.0.1</w:t>
+            </w:r>
+          </w:p>
+        </w:tc>
+        <w:tc>
+          <w:tcPr>
+            <w:tcW w:w="1913" w:type="dxa"/>
+            <w:tcBorders>
+              <w:top w:val="single" w:sz="4" w:space="0" w:color="BFC7D1"/>
+              <w:left w:val="single" w:sz="4" w:space="0" w:color="BFC7D1"/>
+              <w:bottom w:val="single" w:sz="4" w:space="0" w:color="BFC7D1"/>
+              <w:right w:val="single" w:sz="4" w:space="0" w:color="BFC7D1"/>
+            </w:tcBorders>
+          </w:tcPr>
+          <w:p>
+            <w:pPr>
+              <w:pStyle w:val="Normal"/>
+              <w:widowControl/>
+              <w:spacing w:lineRule="auto" w:line="240" w:before="0" w:after="20"/>
+              <w:jc w:val="left"/>
+              <w:rPr>
+                <w:rFonts w:ascii="Aptos" w:hAnsi="Aptos" w:eastAsia="ＭＳ 明朝" w:cs="Arial"/>
+                <w:kern w:val="0"/>
+                <w:sz w:val="24"/>
+                <w:szCs w:val="24"/>
+                <w:lang w:val="en-US" w:eastAsia="ja-JP" w:bidi="ar-SA"/>
+              </w:rPr>
+            </w:pPr>
+            <w:r>
+              <w:rPr>
+                <w:rFonts w:eastAsia="Segoe UI" w:cs="Segoe UI" w:ascii="Segoe UI" w:hAnsi="Segoe UI"/>
+                <w:color w:val="101820"/>
+                <w:kern w:val="0"/>
+                <w:sz w:val="18"/>
+                <w:szCs w:val="24"/>
+                <w:lang w:val="en-US" w:eastAsia="ja-JP" w:bidi="ar-SA"/>
+              </w:rPr>
+              <w:t>04 October 2026</w:t>
+            </w:r>
+          </w:p>
+        </w:tc>
+        <w:tc>
+          <w:tcPr>
+            <w:tcW w:w="6098" w:type="dxa"/>
+            <w:tcBorders>
+              <w:top w:val="single" w:sz="4" w:space="0" w:color="BFC7D1"/>
+              <w:left w:val="single" w:sz="4" w:space="0" w:color="BFC7D1"/>
+              <w:bottom w:val="single" w:sz="4" w:space="0" w:color="BFC7D1"/>
+              <w:right w:val="single" w:sz="4" w:space="0" w:color="BFC7D1"/>
+            </w:tcBorders>
+          </w:tcPr>
+          <w:p>
+            <w:pPr>
+              <w:pStyle w:val="Normal"/>
+              <w:widowControl/>
+              <w:spacing w:lineRule="auto" w:line="240" w:before="0" w:after="20"/>
+              <w:jc w:val="left"/>
+              <w:rPr>
+                <w:rFonts w:ascii="Aptos" w:hAnsi="Aptos" w:eastAsia="ＭＳ 明朝" w:cs="Arial"/>
+                <w:kern w:val="0"/>
+                <w:sz w:val="24"/>
+                <w:szCs w:val="24"/>
+                <w:lang w:val="en-US" w:eastAsia="ja-JP" w:bidi="ar-SA"/>
+              </w:rPr>
+            </w:pPr>
+            <w:r>
+              <w:rPr>
+                <w:rFonts w:eastAsia="Segoe UI" w:cs="Segoe UI" w:ascii="Segoe UI" w:hAnsi="Segoe UI"/>
+                <w:color w:val="101820"/>
+                <w:kern w:val="0"/>
+                <w:sz w:val="18"/>
+                <w:szCs w:val="24"/>
+                <w:lang w:val="en-US" w:eastAsia="ja-JP" w:bidi="ar-SA"/>
+              </w:rPr>
+              <w:t>Client brand packs: basis is the client's contract with iorta TechNXT (management decision of 04 October 2026)</w:t>
+            </w:r>
+          </w:p>
+        </w:tc>
+      </w:tr>
     </w:tbl>
     <w:p>
       <w:pPr>
@@ -5190,7 +5304,7 @@
         <w:pStyle w:val="Heading2"/>
         <w:rPr/>
       </w:pPr>
-      <w:bookmarkStart w:id="11" w:name="__RefHeading___Toc14553_3133665205"/>
+      <w:bookmarkStart w:id="11" w:name="__RefHeading___Toc91407_1894618434"/>
       <w:bookmarkEnd w:id="11"/>
       <w:r>
         <w:rPr>
@@ -5775,7 +5889,7 @@
       <w:r>
         <w:br w:type="page"/>
       </w:r>
-      <w:bookmarkStart w:id="12" w:name="__RefHeading___Toc14555_3133665205"/>
+      <w:bookmarkStart w:id="12" w:name="__RefHeading___Toc91409_1894618434"/>
       <w:bookmarkEnd w:id="12"/>
       <w:r>
         <w:rPr>
@@ -5792,7 +5906,7 @@
         <w:pStyle w:val="Heading2"/>
         <w:rPr/>
       </w:pPr>
-      <w:bookmarkStart w:id="13" w:name="__RefHeading___Toc14557_3133665205"/>
+      <w:bookmarkStart w:id="13" w:name="__RefHeading___Toc91411_1894618434"/>
       <w:bookmarkEnd w:id="13"/>
       <w:r>
         <w:rPr>
@@ -6055,7 +6169,7 @@
         <w:pStyle w:val="Heading2"/>
         <w:rPr/>
       </w:pPr>
-      <w:bookmarkStart w:id="14" w:name="__RefHeading___Toc14559_3133665205"/>
+      <w:bookmarkStart w:id="14" w:name="__RefHeading___Toc91413_1894618434"/>
       <w:bookmarkEnd w:id="14"/>
       <w:r>
         <w:rPr>
@@ -6560,7 +6674,7 @@
       <w:r>
         <w:br w:type="page"/>
       </w:r>
-      <w:bookmarkStart w:id="15" w:name="__RefHeading___Toc14561_3133665205"/>
+      <w:bookmarkStart w:id="15" w:name="__RefHeading___Toc91415_1894618434"/>
       <w:bookmarkEnd w:id="15"/>
       <w:r>
         <w:rPr>
@@ -6577,7 +6691,7 @@
         <w:pStyle w:val="Heading2"/>
         <w:rPr/>
       </w:pPr>
-      <w:bookmarkStart w:id="16" w:name="__RefHeading___Toc14563_3133665205"/>
+      <w:bookmarkStart w:id="16" w:name="__RefHeading___Toc91417_1894618434"/>
       <w:bookmarkEnd w:id="16"/>
       <w:r>
         <w:rPr>
@@ -9161,7 +9275,7 @@
         <w:pStyle w:val="Heading2"/>
         <w:rPr/>
       </w:pPr>
-      <w:bookmarkStart w:id="17" w:name="__RefHeading___Toc14565_3133665205"/>
+      <w:bookmarkStart w:id="17" w:name="__RefHeading___Toc91419_1894618434"/>
       <w:bookmarkEnd w:id="17"/>
       <w:r>
         <w:rPr>
@@ -9299,7 +9413,7 @@
         <w:pStyle w:val="Heading1"/>
         <w:rPr/>
       </w:pPr>
-      <w:bookmarkStart w:id="18" w:name="__RefHeading___Toc14567_3133665205"/>
+      <w:bookmarkStart w:id="18" w:name="__RefHeading___Toc91421_1894618434"/>
       <w:bookmarkEnd w:id="18"/>
       <w:r>
         <w:rPr>
@@ -9316,7 +9430,7 @@
         <w:pStyle w:val="Heading2"/>
         <w:rPr/>
       </w:pPr>
-      <w:bookmarkStart w:id="19" w:name="__RefHeading___Toc14569_3133665205"/>
+      <w:bookmarkStart w:id="19" w:name="__RefHeading___Toc91423_1894618434"/>
       <w:bookmarkEnd w:id="19"/>
       <w:r>
         <w:rPr>
@@ -11218,7 +11332,7 @@
         <w:pStyle w:val="Heading2"/>
         <w:rPr/>
       </w:pPr>
-      <w:bookmarkStart w:id="20" w:name="__RefHeading___Toc14571_3133665205"/>
+      <w:bookmarkStart w:id="20" w:name="__RefHeading___Toc91425_1894618434"/>
       <w:bookmarkEnd w:id="20"/>
       <w:r>
         <w:rPr>
@@ -13585,7 +13699,7 @@
         <w:pStyle w:val="Heading1"/>
         <w:rPr/>
       </w:pPr>
-      <w:bookmarkStart w:id="21" w:name="__RefHeading___Toc14573_3133665205"/>
+      <w:bookmarkStart w:id="21" w:name="__RefHeading___Toc91427_1894618434"/>
       <w:bookmarkEnd w:id="21"/>
       <w:r>
         <w:rPr>
@@ -13602,7 +13716,7 @@
         <w:pStyle w:val="Heading2"/>
         <w:rPr/>
       </w:pPr>
-      <w:bookmarkStart w:id="22" w:name="__RefHeading___Toc14575_3133665205"/>
+      <w:bookmarkStart w:id="22" w:name="__RefHeading___Toc91429_1894618434"/>
       <w:bookmarkEnd w:id="22"/>
       <w:r>
         <w:rPr>
@@ -15866,7 +15980,7 @@
                 <w:szCs w:val="24"/>
                 <w:lang w:val="en-US" w:eastAsia="ja-JP" w:bidi="ar-SA"/>
               </w:rPr>
-              <w:t>Written permission to use client marks, only with a client brand pack</w:t>
+              <w:t>Contract reference covering the use of the client's marks on the engagement file (client brand pack only)</w:t>
             </w:r>
           </w:p>
         </w:tc>
@@ -16197,7 +16311,7 @@
         <w:pStyle w:val="Heading1"/>
         <w:rPr/>
       </w:pPr>
-      <w:bookmarkStart w:id="23" w:name="__RefHeading___Toc14577_3133665205"/>
+      <w:bookmarkStart w:id="23" w:name="__RefHeading___Toc91431_1894618434"/>
       <w:bookmarkEnd w:id="23"/>
       <w:r>
         <w:rPr>
@@ -16214,7 +16328,7 @@
         <w:pStyle w:val="Heading2"/>
         <w:rPr/>
       </w:pPr>
-      <w:bookmarkStart w:id="24" w:name="__RefHeading___Toc14579_3133665205"/>
+      <w:bookmarkStart w:id="24" w:name="__RefHeading___Toc91433_1894618434"/>
       <w:bookmarkEnd w:id="24"/>
       <w:r>
         <w:rPr>
@@ -19092,7 +19206,7 @@
         <w:pStyle w:val="Heading2"/>
         <w:rPr/>
       </w:pPr>
-      <w:bookmarkStart w:id="25" w:name="__RefHeading___Toc14581_3133665205"/>
+      <w:bookmarkStart w:id="25" w:name="__RefHeading___Toc91435_1894618434"/>
       <w:bookmarkEnd w:id="25"/>
       <w:r>
         <w:rPr>
@@ -19290,7 +19404,7 @@
         <w:pStyle w:val="Heading1"/>
         <w:rPr/>
       </w:pPr>
-      <w:bookmarkStart w:id="26" w:name="__RefHeading___Toc14583_3133665205"/>
+      <w:bookmarkStart w:id="26" w:name="__RefHeading___Toc91437_1894618434"/>
       <w:bookmarkEnd w:id="26"/>
       <w:r>
         <w:rPr>
@@ -19307,7 +19421,7 @@
         <w:pStyle w:val="Heading2"/>
         <w:rPr/>
       </w:pPr>
-      <w:bookmarkStart w:id="27" w:name="__RefHeading___Toc14585_3133665205"/>
+      <w:bookmarkStart w:id="27" w:name="__RefHeading___Toc91439_1894618434"/>
       <w:bookmarkEnd w:id="27"/>
       <w:r>
         <w:rPr>
@@ -19385,7 +19499,7 @@
         <w:pStyle w:val="Heading2"/>
         <w:rPr/>
       </w:pPr>
-      <w:bookmarkStart w:id="28" w:name="__RefHeading___Toc14587_3133665205"/>
+      <w:bookmarkStart w:id="28" w:name="__RefHeading___Toc91441_1894618434"/>
       <w:bookmarkEnd w:id="28"/>
       <w:r>
         <w:rPr>
@@ -19809,7 +19923,7 @@
         <w:pStyle w:val="Heading2"/>
         <w:rPr/>
       </w:pPr>
-      <w:bookmarkStart w:id="29" w:name="__RefHeading___Toc14589_3133665205"/>
+      <w:bookmarkStart w:id="29" w:name="__RefHeading___Toc91443_1894618434"/>
       <w:bookmarkEnd w:id="29"/>
       <w:r>
         <w:rPr>
@@ -20233,7 +20347,7 @@
         <w:pStyle w:val="Heading2"/>
         <w:rPr/>
       </w:pPr>
-      <w:bookmarkStart w:id="30" w:name="__RefHeading___Toc14591_3133665205"/>
+      <w:bookmarkStart w:id="30" w:name="__RefHeading___Toc91445_1894618434"/>
       <w:bookmarkEnd w:id="30"/>
       <w:r>
         <w:rPr>
@@ -20657,7 +20771,7 @@
         <w:pStyle w:val="Heading2"/>
         <w:rPr/>
       </w:pPr>
-      <w:bookmarkStart w:id="31" w:name="__RefHeading___Toc14593_3133665205"/>
+      <w:bookmarkStart w:id="31" w:name="__RefHeading___Toc91447_1894618434"/>
       <w:bookmarkEnd w:id="31"/>
       <w:r>
         <w:rPr>
@@ -21074,7 +21188,7 @@
       <w:r>
         <w:br w:type="page"/>
       </w:r>
-      <w:bookmarkStart w:id="32" w:name="__RefHeading___Toc14595_3133665205"/>
+      <w:bookmarkStart w:id="32" w:name="__RefHeading___Toc91449_1894618434"/>
       <w:bookmarkEnd w:id="32"/>
       <w:r>
         <w:rPr>
@@ -21103,8 +21217,8 @@
       </w:tblPr>
       <w:tblGrid>
         <w:gridCol w:w="906"/>
-        <w:gridCol w:w="1836"/>
-        <w:gridCol w:w="2189"/>
+        <w:gridCol w:w="1864"/>
+        <w:gridCol w:w="2161"/>
         <w:gridCol w:w="908"/>
         <w:gridCol w:w="907"/>
         <w:gridCol w:w="906"/>
@@ -21155,7 +21269,7 @@
         </w:tc>
         <w:tc>
           <w:tcPr>
-            <w:tcW w:w="1836" w:type="dxa"/>
+            <w:tcW w:w="1864" w:type="dxa"/>
             <w:tcBorders>
               <w:top w:val="single" w:sz="4" w:space="0" w:color="BFC7D1"/>
               <w:left w:val="single" w:sz="4" w:space="0" w:color="BFC7D1"/>
@@ -21194,7 +21308,7 @@
         </w:tc>
         <w:tc>
           <w:tcPr>
-            <w:tcW w:w="2189" w:type="dxa"/>
+            <w:tcW w:w="2161" w:type="dxa"/>
             <w:tcBorders>
               <w:top w:val="single" w:sz="4" w:space="0" w:color="BFC7D1"/>
               <w:left w:val="single" w:sz="4" w:space="0" w:color="BFC7D1"/>
@@ -21429,7 +21543,7 @@
         </w:tc>
         <w:tc>
           <w:tcPr>
-            <w:tcW w:w="1836" w:type="dxa"/>
+            <w:tcW w:w="1864" w:type="dxa"/>
             <w:tcBorders>
               <w:top w:val="single" w:sz="4" w:space="0" w:color="BFC7D1"/>
               <w:left w:val="single" w:sz="4" w:space="0" w:color="BFC7D1"/>
@@ -21466,7 +21580,7 @@
         </w:tc>
         <w:tc>
           <w:tcPr>
-            <w:tcW w:w="2189" w:type="dxa"/>
+            <w:tcW w:w="2161" w:type="dxa"/>
             <w:tcBorders>
               <w:top w:val="single" w:sz="4" w:space="0" w:color="BFC7D1"/>
               <w:left w:val="single" w:sz="4" w:space="0" w:color="BFC7D1"/>
@@ -21691,7 +21805,7 @@
         </w:tc>
         <w:tc>
           <w:tcPr>
-            <w:tcW w:w="1836" w:type="dxa"/>
+            <w:tcW w:w="1864" w:type="dxa"/>
             <w:tcBorders>
               <w:top w:val="single" w:sz="4" w:space="0" w:color="BFC7D1"/>
               <w:left w:val="single" w:sz="4" w:space="0" w:color="BFC7D1"/>
@@ -21728,7 +21842,7 @@
         </w:tc>
         <w:tc>
           <w:tcPr>
-            <w:tcW w:w="2189" w:type="dxa"/>
+            <w:tcW w:w="2161" w:type="dxa"/>
             <w:tcBorders>
               <w:top w:val="single" w:sz="4" w:space="0" w:color="BFC7D1"/>
               <w:left w:val="single" w:sz="4" w:space="0" w:color="BFC7D1"/>
@@ -21953,7 +22067,7 @@
         </w:tc>
         <w:tc>
           <w:tcPr>
-            <w:tcW w:w="1836" w:type="dxa"/>
+            <w:tcW w:w="1864" w:type="dxa"/>
             <w:tcBorders>
               <w:top w:val="single" w:sz="4" w:space="0" w:color="BFC7D1"/>
               <w:left w:val="single" w:sz="4" w:space="0" w:color="BFC7D1"/>
@@ -21990,7 +22104,7 @@
         </w:tc>
         <w:tc>
           <w:tcPr>
-            <w:tcW w:w="2189" w:type="dxa"/>
+            <w:tcW w:w="2161" w:type="dxa"/>
             <w:tcBorders>
               <w:top w:val="single" w:sz="4" w:space="0" w:color="BFC7D1"/>
               <w:left w:val="single" w:sz="4" w:space="0" w:color="BFC7D1"/>
@@ -22215,7 +22329,7 @@
         </w:tc>
         <w:tc>
           <w:tcPr>
-            <w:tcW w:w="1836" w:type="dxa"/>
+            <w:tcW w:w="1864" w:type="dxa"/>
             <w:tcBorders>
               <w:top w:val="single" w:sz="4" w:space="0" w:color="BFC7D1"/>
               <w:left w:val="single" w:sz="4" w:space="0" w:color="BFC7D1"/>
@@ -22252,7 +22366,7 @@
         </w:tc>
         <w:tc>
           <w:tcPr>
-            <w:tcW w:w="2189" w:type="dxa"/>
+            <w:tcW w:w="2161" w:type="dxa"/>
             <w:tcBorders>
               <w:top w:val="single" w:sz="4" w:space="0" w:color="BFC7D1"/>
               <w:left w:val="single" w:sz="4" w:space="0" w:color="BFC7D1"/>
@@ -22477,7 +22591,7 @@
         </w:tc>
         <w:tc>
           <w:tcPr>
-            <w:tcW w:w="1836" w:type="dxa"/>
+            <w:tcW w:w="1864" w:type="dxa"/>
             <w:tcBorders>
               <w:top w:val="single" w:sz="4" w:space="0" w:color="BFC7D1"/>
               <w:left w:val="single" w:sz="4" w:space="0" w:color="BFC7D1"/>
@@ -22514,7 +22628,7 @@
         </w:tc>
         <w:tc>
           <w:tcPr>
-            <w:tcW w:w="2189" w:type="dxa"/>
+            <w:tcW w:w="2161" w:type="dxa"/>
             <w:tcBorders>
               <w:top w:val="single" w:sz="4" w:space="0" w:color="BFC7D1"/>
               <w:left w:val="single" w:sz="4" w:space="0" w:color="BFC7D1"/>
@@ -22739,7 +22853,7 @@
         </w:tc>
         <w:tc>
           <w:tcPr>
-            <w:tcW w:w="1836" w:type="dxa"/>
+            <w:tcW w:w="1864" w:type="dxa"/>
             <w:tcBorders>
               <w:top w:val="single" w:sz="4" w:space="0" w:color="BFC7D1"/>
               <w:left w:val="single" w:sz="4" w:space="0" w:color="BFC7D1"/>
@@ -22776,7 +22890,7 @@
         </w:tc>
         <w:tc>
           <w:tcPr>
-            <w:tcW w:w="2189" w:type="dxa"/>
+            <w:tcW w:w="2161" w:type="dxa"/>
             <w:tcBorders>
               <w:top w:val="single" w:sz="4" w:space="0" w:color="BFC7D1"/>
               <w:left w:val="single" w:sz="4" w:space="0" w:color="BFC7D1"/>
@@ -23001,7 +23115,7 @@
         </w:tc>
         <w:tc>
           <w:tcPr>
-            <w:tcW w:w="1836" w:type="dxa"/>
+            <w:tcW w:w="1864" w:type="dxa"/>
             <w:tcBorders>
               <w:top w:val="single" w:sz="4" w:space="0" w:color="BFC7D1"/>
               <w:left w:val="single" w:sz="4" w:space="0" w:color="BFC7D1"/>
@@ -23038,7 +23152,7 @@
         </w:tc>
         <w:tc>
           <w:tcPr>
-            <w:tcW w:w="2189" w:type="dxa"/>
+            <w:tcW w:w="2161" w:type="dxa"/>
             <w:tcBorders>
               <w:top w:val="single" w:sz="4" w:space="0" w:color="BFC7D1"/>
               <w:left w:val="single" w:sz="4" w:space="0" w:color="BFC7D1"/>
@@ -23263,44 +23377,44 @@
         </w:tc>
         <w:tc>
           <w:tcPr>
-            <w:tcW w:w="1836" w:type="dxa"/>
-            <w:tcBorders>
-              <w:top w:val="single" w:sz="4" w:space="0" w:color="BFC7D1"/>
-              <w:left w:val="single" w:sz="4" w:space="0" w:color="BFC7D1"/>
-              <w:bottom w:val="single" w:sz="4" w:space="0" w:color="BFC7D1"/>
-              <w:right w:val="single" w:sz="4" w:space="0" w:color="BFC7D1"/>
-            </w:tcBorders>
-          </w:tcPr>
-          <w:p>
-            <w:pPr>
-              <w:pStyle w:val="Normal"/>
-              <w:widowControl/>
-              <w:spacing w:lineRule="auto" w:line="240" w:before="0" w:after="20"/>
-              <w:jc w:val="left"/>
-              <w:rPr>
-                <w:rFonts w:ascii="Aptos" w:hAnsi="Aptos" w:eastAsia="ＭＳ 明朝" w:cs="Arial"/>
-                <w:kern w:val="0"/>
-                <w:sz w:val="24"/>
-                <w:szCs w:val="24"/>
-                <w:lang w:val="en-US" w:eastAsia="ja-JP" w:bidi="ar-SA"/>
-              </w:rPr>
-            </w:pPr>
-            <w:r>
-              <w:rPr>
-                <w:rFonts w:eastAsia="Segoe UI" w:cs="Segoe UI" w:ascii="Segoe UI" w:hAnsi="Segoe UI"/>
-                <w:color w:val="101820"/>
-                <w:kern w:val="0"/>
-                <w:sz w:val="16"/>
-                <w:szCs w:val="24"/>
-                <w:lang w:val="en-US" w:eastAsia="ja-JP" w:bidi="ar-SA"/>
-              </w:rPr>
-              <w:t>Permission for client marks</w:t>
-            </w:r>
-          </w:p>
-        </w:tc>
-        <w:tc>
-          <w:tcPr>
-            <w:tcW w:w="2189" w:type="dxa"/>
+            <w:tcW w:w="1864" w:type="dxa"/>
+            <w:tcBorders>
+              <w:top w:val="single" w:sz="4" w:space="0" w:color="BFC7D1"/>
+              <w:left w:val="single" w:sz="4" w:space="0" w:color="BFC7D1"/>
+              <w:bottom w:val="single" w:sz="4" w:space="0" w:color="BFC7D1"/>
+              <w:right w:val="single" w:sz="4" w:space="0" w:color="BFC7D1"/>
+            </w:tcBorders>
+          </w:tcPr>
+          <w:p>
+            <w:pPr>
+              <w:pStyle w:val="Normal"/>
+              <w:widowControl/>
+              <w:spacing w:lineRule="auto" w:line="240" w:before="0" w:after="20"/>
+              <w:jc w:val="left"/>
+              <w:rPr>
+                <w:rFonts w:ascii="Aptos" w:hAnsi="Aptos" w:eastAsia="ＭＳ 明朝" w:cs="Arial"/>
+                <w:kern w:val="0"/>
+                <w:sz w:val="24"/>
+                <w:szCs w:val="24"/>
+                <w:lang w:val="en-US" w:eastAsia="ja-JP" w:bidi="ar-SA"/>
+              </w:rPr>
+            </w:pPr>
+            <w:r>
+              <w:rPr>
+                <w:rFonts w:eastAsia="Segoe UI" w:cs="Segoe UI" w:ascii="Segoe UI" w:hAnsi="Segoe UI"/>
+                <w:color w:val="101820"/>
+                <w:kern w:val="0"/>
+                <w:sz w:val="16"/>
+                <w:szCs w:val="24"/>
+                <w:lang w:val="en-US" w:eastAsia="ja-JP" w:bidi="ar-SA"/>
+              </w:rPr>
+              <w:t>Contract reference for client marks</w:t>
+            </w:r>
+          </w:p>
+        </w:tc>
+        <w:tc>
+          <w:tcPr>
+            <w:tcW w:w="2161" w:type="dxa"/>
             <w:tcBorders>
               <w:top w:val="single" w:sz="4" w:space="0" w:color="BFC7D1"/>
               <w:left w:val="single" w:sz="4" w:space="0" w:color="BFC7D1"/>
@@ -23525,7 +23639,7 @@
         </w:tc>
         <w:tc>
           <w:tcPr>
-            <w:tcW w:w="1836" w:type="dxa"/>
+            <w:tcW w:w="1864" w:type="dxa"/>
             <w:tcBorders>
               <w:top w:val="single" w:sz="4" w:space="0" w:color="BFC7D1"/>
               <w:left w:val="single" w:sz="4" w:space="0" w:color="BFC7D1"/>
@@ -23562,7 +23676,7 @@
         </w:tc>
         <w:tc>
           <w:tcPr>
-            <w:tcW w:w="2189" w:type="dxa"/>
+            <w:tcW w:w="2161" w:type="dxa"/>
             <w:tcBorders>
               <w:top w:val="single" w:sz="4" w:space="0" w:color="BFC7D1"/>
               <w:left w:val="single" w:sz="4" w:space="0" w:color="BFC7D1"/>
@@ -23787,7 +23901,7 @@
         </w:tc>
         <w:tc>
           <w:tcPr>
-            <w:tcW w:w="1836" w:type="dxa"/>
+            <w:tcW w:w="1864" w:type="dxa"/>
             <w:tcBorders>
               <w:top w:val="single" w:sz="4" w:space="0" w:color="BFC7D1"/>
               <w:left w:val="single" w:sz="4" w:space="0" w:color="BFC7D1"/>
@@ -23824,7 +23938,7 @@
         </w:tc>
         <w:tc>
           <w:tcPr>
-            <w:tcW w:w="2189" w:type="dxa"/>
+            <w:tcW w:w="2161" w:type="dxa"/>
             <w:tcBorders>
               <w:top w:val="single" w:sz="4" w:space="0" w:color="BFC7D1"/>
               <w:left w:val="single" w:sz="4" w:space="0" w:color="BFC7D1"/>
@@ -24049,7 +24163,7 @@
         </w:tc>
         <w:tc>
           <w:tcPr>
-            <w:tcW w:w="1836" w:type="dxa"/>
+            <w:tcW w:w="1864" w:type="dxa"/>
             <w:tcBorders>
               <w:top w:val="single" w:sz="4" w:space="0" w:color="BFC7D1"/>
               <w:left w:val="single" w:sz="4" w:space="0" w:color="BFC7D1"/>
@@ -24086,7 +24200,7 @@
         </w:tc>
         <w:tc>
           <w:tcPr>
-            <w:tcW w:w="2189" w:type="dxa"/>
+            <w:tcW w:w="2161" w:type="dxa"/>
             <w:tcBorders>
               <w:top w:val="single" w:sz="4" w:space="0" w:color="BFC7D1"/>
               <w:left w:val="single" w:sz="4" w:space="0" w:color="BFC7D1"/>
@@ -24311,7 +24425,7 @@
         </w:tc>
         <w:tc>
           <w:tcPr>
-            <w:tcW w:w="1836" w:type="dxa"/>
+            <w:tcW w:w="1864" w:type="dxa"/>
             <w:tcBorders>
               <w:top w:val="single" w:sz="4" w:space="0" w:color="BFC7D1"/>
               <w:left w:val="single" w:sz="4" w:space="0" w:color="BFC7D1"/>
@@ -24348,7 +24462,7 @@
         </w:tc>
         <w:tc>
           <w:tcPr>
-            <w:tcW w:w="2189" w:type="dxa"/>
+            <w:tcW w:w="2161" w:type="dxa"/>
             <w:tcBorders>
               <w:top w:val="single" w:sz="4" w:space="0" w:color="BFC7D1"/>
               <w:left w:val="single" w:sz="4" w:space="0" w:color="BFC7D1"/>
@@ -24573,7 +24687,7 @@
         </w:tc>
         <w:tc>
           <w:tcPr>
-            <w:tcW w:w="1836" w:type="dxa"/>
+            <w:tcW w:w="1864" w:type="dxa"/>
             <w:tcBorders>
               <w:top w:val="single" w:sz="4" w:space="0" w:color="BFC7D1"/>
               <w:left w:val="single" w:sz="4" w:space="0" w:color="BFC7D1"/>
@@ -24610,7 +24724,7 @@
         </w:tc>
         <w:tc>
           <w:tcPr>
-            <w:tcW w:w="2189" w:type="dxa"/>
+            <w:tcW w:w="2161" w:type="dxa"/>
             <w:tcBorders>
               <w:top w:val="single" w:sz="4" w:space="0" w:color="BFC7D1"/>
               <w:left w:val="single" w:sz="4" w:space="0" w:color="BFC7D1"/>
@@ -24835,7 +24949,7 @@
         </w:tc>
         <w:tc>
           <w:tcPr>
-            <w:tcW w:w="1836" w:type="dxa"/>
+            <w:tcW w:w="1864" w:type="dxa"/>
             <w:tcBorders>
               <w:top w:val="single" w:sz="4" w:space="0" w:color="BFC7D1"/>
               <w:left w:val="single" w:sz="4" w:space="0" w:color="BFC7D1"/>
@@ -24872,7 +24986,7 @@
         </w:tc>
         <w:tc>
           <w:tcPr>
-            <w:tcW w:w="2189" w:type="dxa"/>
+            <w:tcW w:w="2161" w:type="dxa"/>
             <w:tcBorders>
               <w:top w:val="single" w:sz="4" w:space="0" w:color="BFC7D1"/>
               <w:left w:val="single" w:sz="4" w:space="0" w:color="BFC7D1"/>
@@ -25097,7 +25211,7 @@
         </w:tc>
         <w:tc>
           <w:tcPr>
-            <w:tcW w:w="1836" w:type="dxa"/>
+            <w:tcW w:w="1864" w:type="dxa"/>
             <w:tcBorders>
               <w:top w:val="single" w:sz="4" w:space="0" w:color="BFC7D1"/>
               <w:left w:val="single" w:sz="4" w:space="0" w:color="BFC7D1"/>
@@ -25134,7 +25248,7 @@
         </w:tc>
         <w:tc>
           <w:tcPr>
-            <w:tcW w:w="2189" w:type="dxa"/>
+            <w:tcW w:w="2161" w:type="dxa"/>
             <w:tcBorders>
               <w:top w:val="single" w:sz="4" w:space="0" w:color="BFC7D1"/>
               <w:left w:val="single" w:sz="4" w:space="0" w:color="BFC7D1"/>
@@ -25359,7 +25473,7 @@
         </w:tc>
         <w:tc>
           <w:tcPr>
-            <w:tcW w:w="1836" w:type="dxa"/>
+            <w:tcW w:w="1864" w:type="dxa"/>
             <w:tcBorders>
               <w:top w:val="single" w:sz="4" w:space="0" w:color="BFC7D1"/>
               <w:left w:val="single" w:sz="4" w:space="0" w:color="BFC7D1"/>
@@ -25396,7 +25510,7 @@
         </w:tc>
         <w:tc>
           <w:tcPr>
-            <w:tcW w:w="2189" w:type="dxa"/>
+            <w:tcW w:w="2161" w:type="dxa"/>
             <w:tcBorders>
               <w:top w:val="single" w:sz="4" w:space="0" w:color="BFC7D1"/>
               <w:left w:val="single" w:sz="4" w:space="0" w:color="BFC7D1"/>
@@ -25616,7 +25730,7 @@
         <w:pStyle w:val="Heading1"/>
         <w:rPr/>
       </w:pPr>
-      <w:bookmarkStart w:id="33" w:name="__RefHeading___Toc14597_3133665205"/>
+      <w:bookmarkStart w:id="33" w:name="__RefHeading___Toc91451_1894618434"/>
       <w:bookmarkEnd w:id="33"/>
       <w:r>
         <w:rPr>
@@ -25633,7 +25747,7 @@
         <w:pStyle w:val="Heading2"/>
         <w:rPr/>
       </w:pPr>
-      <w:bookmarkStart w:id="34" w:name="__RefHeading___Toc14599_3133665205"/>
+      <w:bookmarkStart w:id="34" w:name="__RefHeading___Toc91453_1894618434"/>
       <w:bookmarkEnd w:id="34"/>
       <w:r>
         <w:rPr>
@@ -36513,7 +36627,7 @@
         <w:pStyle w:val="Heading2"/>
         <w:rPr/>
       </w:pPr>
-      <w:bookmarkStart w:id="35" w:name="__RefHeading___Toc14601_3133665205"/>
+      <w:bookmarkStart w:id="35" w:name="__RefHeading___Toc91455_1894618434"/>
       <w:bookmarkEnd w:id="35"/>
       <w:r>
         <w:rPr>
@@ -38187,7 +38301,7 @@
         <w:pStyle w:val="Heading2"/>
         <w:rPr/>
       </w:pPr>
-      <w:bookmarkStart w:id="36" w:name="__RefHeading___Toc14603_3133665205"/>
+      <w:bookmarkStart w:id="36" w:name="__RefHeading___Toc91457_1894618434"/>
       <w:bookmarkEnd w:id="36"/>
       <w:r>
         <w:rPr>
@@ -39225,7 +39339,7 @@
                 <w:szCs w:val="24"/>
                 <w:lang w:val="en-US" w:eastAsia="ja-JP" w:bidi="ar-SA"/>
               </w:rPr>
-              <w:t>Written permission is on file</w:t>
+              <w:t>The contract reference covering the client's marks is on the engagement file</w:t>
             </w:r>
           </w:p>
         </w:tc>
@@ -39239,7 +39353,7 @@
       <w:r>
         <w:br w:type="page"/>
       </w:r>
-      <w:bookmarkStart w:id="37" w:name="__RefHeading___Toc14605_3133665205"/>
+      <w:bookmarkStart w:id="37" w:name="__RefHeading___Toc91459_1894618434"/>
       <w:bookmarkEnd w:id="37"/>
       <w:r>
         <w:rPr>
@@ -39413,7 +39527,7 @@
           <w:spacing w:val="0"/>
         </w:rPr>
       </w:pPr>
-      <w:bookmarkStart w:id="38" w:name="__RefHeading___Toc14607_3133665205"/>
+      <w:bookmarkStart w:id="38" w:name="__RefHeading___Toc91461_1894618434"/>
       <w:bookmarkStart w:id="39" w:name="_Toc233203395"/>
       <w:bookmarkEnd w:id="38"/>
       <w:r>
